--- a/Documentation/ANGEL-SWARM-DHA-alignment-onepager.docx
+++ b/Documentation/ANGEL-SWARM-DHA-alignment-onepager.docx
@@ -48,7 +48,7 @@
           <w:sz w:val="21"/>
           <w:szCs w:val="21"/>
         </w:rPr>
-        <w:t xml:space="preserve">UNCLASSIFIED // SYNTHETIC DATA // FOR DEMONSTRATION ONLY · Version 6.5 · revised 5 September 2026 against the shipped build</w:t>
+        <w:t xml:space="preserve">UNCLASSIFIED // SYNTHETIC DATA // FOR DEMONSTRATION ONLY · Version 1.1 · revised 9 September 2026</w:t>
       </w:r>
     </w:p>
     <w:p>
@@ -161,7 +161,43 @@
           <w:sz w:val="21"/>
           <w:szCs w:val="21"/>
         </w:rPr>
-        <w:t xml:space="preserve"> Those three figures are asserted by an engine self-test that ships in the package — 118 assertions, in the browser, offline — not by a slide.</w:t>
+        <w:t xml:space="preserve"> Those three figures are asserted by an engine self-test that ships in the package; the current full self-test is </w:t>
+      </w:r>
+      <w:r>
+        <w:rPr>
+          <w:b/>
+          <w:bCs/>
+          <w:color w:val="1A1A1A"/>
+          <w:sz w:val="21"/>
+          <w:szCs w:val="21"/>
+        </w:rPr>
+        <w:t xml:space="preserve">190 total checks covering engine and host UI behavior, including 12 standalone RESUPPLY TRACK checks; 189 pass and 1 fail</w:t>
+      </w:r>
+      <w:r>
+        <w:rPr>
+          <w:color w:val="1A1A1A"/>
+          <w:sz w:val="21"/>
+          <w:szCs w:val="21"/>
+        </w:rPr>
+        <w:t xml:space="preserve">. RESUPPLY TRACK is </w:t>
+      </w:r>
+      <w:r>
+        <w:rPr>
+          <w:b/>
+          <w:bCs/>
+          <w:color w:val="1A1A1A"/>
+          <w:sz w:val="21"/>
+          <w:szCs w:val="21"/>
+        </w:rPr>
+        <w:t xml:space="preserve">12/12 passing</w:t>
+      </w:r>
+      <w:r>
+        <w:rPr>
+          <w:color w:val="1A1A1A"/>
+          <w:sz w:val="21"/>
+          <w:szCs w:val="21"/>
+        </w:rPr>
+        <w:t xml:space="preserve">; the only failure is the separately tracked pre-existing EUCOM_FJORD directional check.</w:t>
       </w:r>
     </w:p>
     <w:p>
@@ -323,6 +359,96 @@
           <w:szCs w:val="21"/>
         </w:rPr>
         <w:t xml:space="preserve"> — the deadlines the tasking uses come from the scenario's physiology model, the Sensor &amp; Model screen says so, and closing that loop is a named next step. Claiming a tighter integration than exists would not survive one question.</w:t>
+      </w:r>
+    </w:p>
+    <w:p>
+      <w:pPr>
+        <w:pStyle w:val="ListParagraph"/>
+        <w:numPr>
+          <w:ilvl w:val="0"/>
+          <w:numId w:val="2"/>
+        </w:numPr>
+        <w:spacing w:after="50" w:before="50"/>
+      </w:pPr>
+      <w:r>
+        <w:rPr>
+          <w:b/>
+          <w:bCs/>
+          <w:sz w:val="21"/>
+          <w:szCs w:val="21"/>
+        </w:rPr>
+        <w:t xml:space="preserve">Named devices, kept distinct</w:t>
+      </w:r>
+      <w:r>
+        <w:rPr>
+          <w:sz w:val="21"/>
+          <w:szCs w:val="21"/>
+        </w:rPr>
+        <w:t xml:space="preserve"> — </w:t>
+      </w:r>
+      <w:r>
+        <w:rPr>
+          <w:b/>
+          <w:bCs/>
+          <w:sz w:val="21"/>
+          <w:szCs w:val="21"/>
+        </w:rPr>
+        <w:t xml:space="preserve">Sempulse Halo (example)</w:t>
+      </w:r>
+      <w:r>
+        <w:rPr>
+          <w:sz w:val="21"/>
+          <w:szCs w:val="21"/>
+        </w:rPr>
+        <w:t xml:space="preserve"> is an example wearable; </w:t>
+      </w:r>
+      <w:r>
+        <w:rPr>
+          <w:b/>
+          <w:bCs/>
+          <w:sz w:val="21"/>
+          <w:szCs w:val="21"/>
+        </w:rPr>
+        <w:t xml:space="preserve">CipherOx CRI M1 (reference)</w:t>
+      </w:r>
+      <w:r>
+        <w:rPr>
+          <w:sz w:val="21"/>
+          <w:szCs w:val="21"/>
+        </w:rPr>
+        <w:t xml:space="preserve"> is the compensatory-reserve reference; </w:t>
+      </w:r>
+      <w:r>
+        <w:rPr>
+          <w:b/>
+          <w:bCs/>
+          <w:sz w:val="21"/>
+          <w:szCs w:val="21"/>
+        </w:rPr>
+        <w:t xml:space="preserve">BATDOK-J</w:t>
+      </w:r>
+      <w:r>
+        <w:rPr>
+          <w:sz w:val="21"/>
+          <w:szCs w:val="21"/>
+        </w:rPr>
+        <w:t xml:space="preserve"> is a separate plausible producer/interface. </w:t>
+      </w:r>
+      <w:r>
+        <w:rPr>
+          <w:b/>
+          <w:bCs/>
+          <w:sz w:val="21"/>
+          <w:szCs w:val="21"/>
+        </w:rPr>
+        <w:t xml:space="preserve">ANGEL SWARM has not tested an integration with any real Sempulse Halo, CipherOx CRI M1, or BATDOK-J.</w:t>
+      </w:r>
+      <w:r>
+        <w:rPr>
+          <w:sz w:val="21"/>
+          <w:szCs w:val="21"/>
+        </w:rPr>
+        <w:t xml:space="preserve"> No compatibility, military fielding, regulatory status or completed integration is claimed.</w:t>
       </w:r>
     </w:p>
     <w:p>
@@ -1040,7 +1166,7 @@
                 <w:sz w:val="19"/>
                 <w:szCs w:val="19"/>
               </w:rPr>
-              <w:t xml:space="preserve">Four role profiles; inference on the soldier's own device, so the medic keeps a number with no link</w:t>
+              <w:t xml:space="preserve">Four role profiles; prospective edge inference, with Sempulse Halo (example) and CipherOx CRI M1 (reference) rather than tested integrations</w:t>
             </w:r>
           </w:p>
         </w:tc>
@@ -2378,7 +2504,28 @@
                 <w:sz w:val="19"/>
                 <w:szCs w:val="19"/>
               </w:rPr>
-              <w:t xml:space="preserve">, not a tile. Telemetry ingest is receive-only and optional; cut it and tasking continues on last-known state</w:t>
+              <w:t xml:space="preserve">, not a tile. Telemetry ingest is receive-only, off by default and optional; its CoT </w:t>
+            </w:r>
+            <w:r>
+              <w:rPr>
+                <w:rFonts w:ascii="Consolas" w:cs="Consolas" w:eastAsia="Consolas" w:hAnsi="Consolas"/>
+                <w:b w:val="false"/>
+                <w:bCs w:val="false"/>
+                <w:color w:val="1A1A1A"/>
+                <w:sz w:val="17"/>
+                <w:szCs w:val="17"/>
+              </w:rPr>
+              <w:t xml:space="preserve">&lt;detail&gt;</w:t>
+            </w:r>
+            <w:r>
+              <w:rPr>
+                <w:b w:val="false"/>
+                <w:bCs w:val="false"/>
+                <w:color w:val="1A1A1A"/>
+                <w:sz w:val="19"/>
+                <w:szCs w:val="19"/>
+              </w:rPr>
+              <w:t xml:space="preserve"> dialect is prototype-specific, and cut feed leaves tasking on last-known state</w:t>
             </w:r>
           </w:p>
         </w:tc>
@@ -3018,7 +3165,7 @@
           <w:sz w:val="21"/>
           <w:szCs w:val="21"/>
         </w:rPr>
-        <w:t xml:space="preserve">; no Replicator alignment and no Link 16 / VMF / MIL-STD-6017 compatibility is claimed. The allocation mathematics is not novel — what is new is a fielded decision layer with a provenance record on every decision. </w:t>
+        <w:t xml:space="preserve">; no Replicator alignment and no Link 16 / VMF / MIL-STD-6017 compatibility is claimed. The allocation mathematics is not novel — what is new is a working prototype decision layer with a provenance record on every decision. </w:t>
       </w:r>
       <w:r>
         <w:rPr>
@@ -3029,6 +3176,64 @@
           <w:szCs w:val="21"/>
         </w:rPr>
         <w:t xml:space="preserve">"Swarm" here is not attritable strike mass; it is unarmed aircraft carrying blood.</w:t>
+      </w:r>
+    </w:p>
+    <w:p>
+      <w:pPr>
+        <w:spacing w:after="140" w:before="60"/>
+        <w:jc w:val="left"/>
+      </w:pPr>
+      <w:r>
+        <w:rPr>
+          <w:b/>
+          <w:bCs/>
+          <w:color w:val="1A1A1A"/>
+          <w:sz w:val="21"/>
+          <w:szCs w:val="21"/>
+        </w:rPr>
+        <w:t xml:space="preserve">And the new tracking destination is standalone synthetic demonstration.</w:t>
+      </w:r>
+      <w:r>
+        <w:rPr>
+          <w:color w:val="1A1A1A"/>
+          <w:sz w:val="21"/>
+          <w:szCs w:val="21"/>
+        </w:rPr>
+        <w:t xml:space="preserve"> It owns immutable tracker-only commitments and a deterministic clock with seek, play/pause, a tracker-owned normal/8× playback toggle (</w:t>
+      </w:r>
+      <w:r>
+        <w:rPr>
+          <w:rFonts w:ascii="Consolas" w:cs="Consolas" w:eastAsia="Consolas" w:hAnsi="Consolas"/>
+          <w:color w:val="1A1A1A"/>
+          <w:sz w:val="19"/>
+          <w:szCs w:val="19"/>
+        </w:rPr>
+        <w:t xml:space="preserve">SPEED ×8</w:t>
+      </w:r>
+      <w:r>
+        <w:rPr>
+          <w:color w:val="1A1A1A"/>
+          <w:sz w:val="21"/>
+          <w:szCs w:val="21"/>
+        </w:rPr>
+        <w:t xml:space="preserve"> / </w:t>
+      </w:r>
+      <w:r>
+        <w:rPr>
+          <w:rFonts w:ascii="Consolas" w:cs="Consolas" w:eastAsia="Consolas" w:hAnsi="Consolas"/>
+          <w:color w:val="1A1A1A"/>
+          <w:sz w:val="19"/>
+          <w:szCs w:val="19"/>
+        </w:rPr>
+        <w:t xml:space="preserve">SPEED ×1</w:t>
+      </w:r>
+      <w:r>
+        <w:rPr>
+          <w:color w:val="1A1A1A"/>
+          <w:sz w:val="21"/>
+          <w:szCs w:val="21"/>
+        </w:rPr>
+        <w:t xml:space="preserve">), reroute and exception controls, nominal and exceptional fixtures, a synthetic margin-sorted queue, Canvas 2D schematic and Arm B scheduled-push comparison state. It does not read or project engine tasking, scenarios, casualties, host playback, run snapshots, fleet history or Arm B ledgers, and does not modify engine state or outcomes. The speed toggle changes only the tracker's deterministic clock, never host playback or engine state. All names, times, routes and payloads are synthetic demonstration fixtures and cannot be treated as operational output. Its ATAK control is informational and future-only: it makes no request and emits nothing. No BATDOK-J, ATAK, TAK Server or outbound CoT integration exists; BATDOK-J remains the unmodified record of care. The unchanged 23 / 34 / 35 result is an engine comparison, not tracker output.</w:t>
       </w:r>
     </w:p>
     <w:p>
@@ -3108,25 +3313,42 @@
           <w:sz w:val="21"/>
           <w:szCs w:val="21"/>
         </w:rPr>
-        <w:t xml:space="preserve">. The BATDOK-J interface is </w:t>
-      </w:r>
-      <w:r>
-        <w:rPr>
-          <w:b/>
-          <w:bCs/>
-          <w:color w:val="1A1A1A"/>
-          <w:sz w:val="21"/>
-          <w:szCs w:val="21"/>
-        </w:rPr>
-        <w:t xml:space="preserve">accepted, not tested against a real BATDOK-J</w:t>
-      </w:r>
-      <w:r>
-        <w:rPr>
-          <w:color w:val="1A1A1A"/>
-          <w:sz w:val="21"/>
-          <w:szCs w:val="21"/>
-        </w:rPr>
-        <w:t xml:space="preserve">. No p-value is claimed over deterministic replications, because it would measure the compute budget rather than the evidence. </w:t>
+        <w:t xml:space="preserve">. Telemetry is a </w:t>
+      </w:r>
+      <w:r>
+        <w:rPr>
+          <w:b/>
+          <w:bCs/>
+          <w:color w:val="1A1A1A"/>
+          <w:sz w:val="21"/>
+          <w:szCs w:val="21"/>
+        </w:rPr>
+        <w:t xml:space="preserve">receive-only, off-by-default</w:t>
+      </w:r>
+      <w:r>
+        <w:rPr>
+          <w:color w:val="1A1A1A"/>
+          <w:sz w:val="21"/>
+          <w:szCs w:val="21"/>
+        </w:rPr>
+        <w:t xml:space="preserve"> generic CoT path using a prototype </w:t>
+      </w:r>
+      <w:r>
+        <w:rPr>
+          <w:rFonts w:ascii="Consolas" w:cs="Consolas" w:eastAsia="Consolas" w:hAnsi="Consolas"/>
+          <w:color w:val="1A1A1A"/>
+          <w:sz w:val="19"/>
+          <w:szCs w:val="19"/>
+        </w:rPr>
+        <w:t xml:space="preserve">&lt;detail&gt;</w:t>
+      </w:r>
+      <w:r>
+        <w:rPr>
+          <w:color w:val="1A1A1A"/>
+          <w:sz w:val="21"/>
+          <w:szCs w:val="21"/>
+        </w:rPr>
+        <w:t xml:space="preserve"> dialect, not a ratified medical schema. BATDOK-J remains only a plausible producer/interface, separate from Sempulse Halo (example) and CipherOx CRI M1 (reference); no real integration with any of the three has been tested. No p-value is claimed over deterministic replications, because it would measure the compute budget rather than the evidence. </w:t>
       </w:r>
       <w:r>
         <w:rPr>
